--- a/template/UNDANGAN SIDANG TEMPLATE.docx
+++ b/template/UNDANGAN SIDANG TEMPLATE.docx
@@ -1,6 +1,6 @@
 
 <file path=word/document.xml><?xml version="1.0" encoding="utf-8"?>
-<w:document xmlns:wpc="http://schemas.microsoft.com/office/word/2010/wordprocessingCanvas" xmlns:cx="http://schemas.microsoft.com/office/drawing/2014/chartex" xmlns:cx1="http://schemas.microsoft.com/office/drawing/2015/9/8/chartex" xmlns:cx2="http://schemas.microsoft.com/office/drawing/2015/10/21/chartex" xmlns:cx3="http://schemas.microsoft.com/office/drawing/2016/5/9/chartex" xmlns:cx4="http://schemas.microsoft.com/office/drawing/2016/5/10/chartex" xmlns:cx5="http://schemas.microsoft.com/office/drawing/2016/5/11/chartex" xmlns:cx6="http://schemas.microsoft.com/office/drawing/2016/5/12/chartex" xmlns:cx7="http://schemas.microsoft.com/office/drawing/2016/5/13/chartex" xmlns:cx8="http://schemas.microsoft.com/office/drawing/2016/5/14/chartex" xmlns:mc="http://schemas.openxmlformats.org/markup-compatibility/2006" xmlns:aink="http://schemas.microsoft.com/office/drawing/2016/ink" xmlns:am3d="http://schemas.microsoft.com/office/drawing/2017/model3d" xmlns:o="urn:schemas-microsoft-com:office:office" xmlns:oel="http://schemas.microsoft.com/office/2019/extlst" xmlns:r="http://schemas.openxmlformats.org/officeDocument/2006/relationships" xmlns:m="http://schemas.openxmlformats.org/officeDocument/2006/math" xmlns:v="urn:schemas-microsoft-com:vml" xmlns:wp14="http://schemas.microsoft.com/office/word/2010/wordprocessingDrawing" xmlns:wp="http://schemas.openxmlformats.org/drawingml/2006/wordprocessingDrawing" xmlns:w10="urn:schemas-microsoft-com:office:word" xmlns:w="http://schemas.openxmlformats.org/wordprocessingml/2006/main" xmlns:w14="http://schemas.microsoft.com/office/word/2010/wordml" xmlns:w15="http://schemas.microsoft.com/office/word/2012/wordml" xmlns:w16cex="http://schemas.microsoft.com/office/word/2018/wordml/cex" xmlns:w16cid="http://schemas.microsoft.com/office/word/2016/wordml/cid" xmlns:w16="http://schemas.microsoft.com/office/word/2018/wordml" xmlns:w16du="http://schemas.microsoft.com/office/word/2023/wordml/word16du" xmlns:w16sdtdh="http://schemas.microsoft.com/office/word/2020/wordml/sdtdatahash" xmlns:w16sdtfl="http://schemas.microsoft.com/office/word/2024/wordml/sdtformatlock" xmlns:w16se="http://schemas.microsoft.com/office/word/2015/wordml/symex" xmlns:wpg="http://schemas.microsoft.com/office/word/2010/wordprocessingGroup" xmlns:wpi="http://schemas.microsoft.com/office/word/2010/wordprocessingInk" xmlns:wne="http://schemas.microsoft.com/office/word/2006/wordml" xmlns:wps="http://schemas.microsoft.com/office/word/2010/wordprocessingShape" mc:Ignorable="w14 w15 w16se w16cid w16 w16cex w16sdtdh w16sdtfl w16du wp14">
+<w:document xmlns:wpc="http://schemas.microsoft.com/office/word/2010/wordprocessingCanvas" xmlns:cx="http://schemas.microsoft.com/office/drawing/2014/chartex" xmlns:mc="http://schemas.openxmlformats.org/markup-compatibility/2006" xmlns:o="urn:schemas-microsoft-com:office:office" xmlns:r="http://schemas.openxmlformats.org/officeDocument/2006/relationships" xmlns:m="http://schemas.openxmlformats.org/officeDocument/2006/math" xmlns:v="urn:schemas-microsoft-com:vml" xmlns:wp14="http://schemas.microsoft.com/office/word/2010/wordprocessingDrawing" xmlns:wp="http://schemas.openxmlformats.org/drawingml/2006/wordprocessingDrawing" xmlns:w10="urn:schemas-microsoft-com:office:word" xmlns:w="http://schemas.openxmlformats.org/wordprocessingml/2006/main" xmlns:w14="http://schemas.microsoft.com/office/word/2010/wordml" xmlns:w15="http://schemas.microsoft.com/office/word/2012/wordml" xmlns:w16se="http://schemas.microsoft.com/office/word/2015/wordml/symex" xmlns:wpg="http://schemas.microsoft.com/office/word/2010/wordprocessingGroup" xmlns:wpi="http://schemas.microsoft.com/office/word/2010/wordprocessingInk" xmlns:wne="http://schemas.microsoft.com/office/word/2006/wordml" xmlns:wps="http://schemas.microsoft.com/office/word/2010/wordprocessingShape" mc:Ignorable="w14 w15 w16se wp14">
   <w:body>
     <w:p>
       <w:pPr>
@@ -15,6 +15,7 @@
           <w:rFonts w:ascii="Times New Roman"/>
           <w:noProof/>
           <w:sz w:val="14"/>
+          <w:lang w:val="en-US"/>
         </w:rPr>
         <mc:AlternateContent>
           <mc:Choice Requires="wpg">
@@ -256,7 +257,7 @@
           </mc:Choice>
           <mc:Fallback>
             <w:pict>
-              <v:group w14:anchorId="03CD657E" id="Group 1" o:spid="_x0000_s1026" style="position:absolute;margin-left:8.8pt;margin-top:6.8pt;width:554.5pt;height:406.3pt;z-index:-15793664;mso-wrap-distance-left:0;mso-wrap-distance-right:0;mso-position-horizontal-relative:page;mso-position-vertical-relative:page" coordsize="70421,51600" o:gfxdata="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">
+              <v:group w14:anchorId="15D9597F" id="Group 1" o:spid="_x0000_s1026" style="position:absolute;margin-left:8.8pt;margin-top:6.8pt;width:554.5pt;height:406.3pt;z-index:-15793664;mso-wrap-distance-left:0;mso-wrap-distance-right:0;mso-position-horizontal-relative:page;mso-position-vertical-relative:page" coordsize="70421,51600" o:gfxdata="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">
                 <v:shapetype id="_x0000_t75" coordsize="21600,21600" o:spt="75" o:preferrelative="t" path="m@4@5l@4@11@9@11@9@5xe" filled="f" stroked="f">
                   <v:stroke joinstyle="miter"/>
                   <v:formulas>
@@ -322,6 +323,7 @@
           <w:i/>
           <w:noProof/>
           <w:sz w:val="14"/>
+          <w:lang w:val="en-US"/>
         </w:rPr>
         <mc:AlternateContent>
           <mc:Choice Requires="wps">
@@ -410,7 +412,8 @@
                 <v:stroke joinstyle="miter"/>
                 <v:path gradientshapeok="t" o:connecttype="rect"/>
               </v:shapetype>
-              <v:shape id="Textbox 9" o:spid="_x0000_s1026" type="#_x0000_t202" style="position:absolute;left:0;text-align:left;margin-left:258.65pt;margin-top:4.75pt;width:13.5pt;height:13.3pt;z-index:-15794176;visibility:visible;mso-wrap-style:square;mso-wrap-distance-left:0;mso-wrap-distance-top:0;mso-wrap-distance-right:0;mso-wrap-distance-bottom:0;mso-position-horizontal:absolute;mso-position-horizontal-relative:page;mso-position-vertical:absolute;mso-position-vertical-relative:text;v-text-anchor:top" o:gfxdata="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" filled="f" stroked="f">
+              <v:shape id="Textbox 9" o:spid="_x0000_s1026" type="#_x0000_t202" style="position:absolute;left:0;text-align:left;margin-left:258.65pt;margin-top:4.75pt;width:13.5pt;height:13.3pt;z-index:-15794176;visibility:visible;mso-wrap-style:square;mso-wrap-distance-left:0;mso-wrap-distance-top:0;mso-wrap-distance-right:0;mso-wrap-distance-bottom:0;mso-position-horizontal:absolute;mso-position-horizontal-relative:page;mso-position-vertical:absolute;mso-position-vertical-relative:text;v-text-anchor:top" o:gfxdata="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" filled="f" stroked="f">
+                <v:path arrowok="t"/>
                 <v:textbox inset="0,0,0,0">
                   <w:txbxContent>
                     <w:p>
@@ -725,6 +728,7 @@
           <w:sz w:val="16"/>
         </w:rPr>
       </w:pPr>
+      <w:bookmarkStart w:id="0" w:name="_GoBack"/>
       <w:r>
         <w:rPr>
           <w:rFonts w:ascii="Times New Roman"/>
@@ -752,6 +756,7 @@
         <w:t>Doktor:</w:t>
       </w:r>
     </w:p>
+    <w:bookmarkEnd w:id="0"/>
     <w:p>
       <w:pPr>
         <w:pStyle w:val="Heading1"/>
@@ -845,10 +850,15 @@
         <w:ind w:left="671" w:right="1055"/>
         <w:jc w:val="center"/>
         <w:rPr>
-          <w:sz w:val="20"/>
-        </w:rPr>
-      </w:pPr>
-      <w:r>
+          <w:sz w:val="18"/>
+          <w:szCs w:val="18"/>
+        </w:rPr>
+      </w:pPr>
+      <w:r>
+        <w:rPr>
+          <w:sz w:val="18"/>
+          <w:szCs w:val="18"/>
+        </w:rPr>
         <w:t>${judul}</w:t>
       </w:r>
     </w:p>
@@ -1371,7 +1381,7 @@
 </file>
 
 <file path=word/styles.xml><?xml version="1.0" encoding="utf-8"?>
-<w:styles xmlns:mc="http://schemas.openxmlformats.org/markup-compatibility/2006" xmlns:r="http://schemas.openxmlformats.org/officeDocument/2006/relationships" xmlns:w="http://schemas.openxmlformats.org/wordprocessingml/2006/main" xmlns:w14="http://schemas.microsoft.com/office/word/2010/wordml" xmlns:w15="http://schemas.microsoft.com/office/word/2012/wordml" xmlns:w16cex="http://schemas.microsoft.com/office/word/2018/wordml/cex" xmlns:w16cid="http://schemas.microsoft.com/office/word/2016/wordml/cid" xmlns:w16="http://schemas.microsoft.com/office/word/2018/wordml" xmlns:w16du="http://schemas.microsoft.com/office/word/2023/wordml/word16du" xmlns:w16sdtdh="http://schemas.microsoft.com/office/word/2020/wordml/sdtdatahash" xmlns:w16sdtfl="http://schemas.microsoft.com/office/word/2024/wordml/sdtformatlock" xmlns:w16se="http://schemas.microsoft.com/office/word/2015/wordml/symex" mc:Ignorable="w14 w15 w16se w16cid w16 w16cex w16sdtdh w16sdtfl w16du">
+<w:styles xmlns:mc="http://schemas.openxmlformats.org/markup-compatibility/2006" xmlns:r="http://schemas.openxmlformats.org/officeDocument/2006/relationships" xmlns:w="http://schemas.openxmlformats.org/wordprocessingml/2006/main" xmlns:w14="http://schemas.microsoft.com/office/word/2010/wordml" xmlns:w15="http://schemas.microsoft.com/office/word/2012/wordml" xmlns:w16se="http://schemas.microsoft.com/office/word/2015/wordml/symex" mc:Ignorable="w14 w15 w16se">
   <w:docDefaults>
     <w:rPrDefault>
       <w:rPr>
@@ -1389,7 +1399,7 @@
       </w:pPr>
     </w:pPrDefault>
   </w:docDefaults>
-  <w:latentStyles w:defLockedState="0" w:defUIPriority="99" w:defSemiHidden="0" w:defUnhideWhenUsed="0" w:defQFormat="0" w:count="376">
+  <w:latentStyles w:defLockedState="0" w:defUIPriority="99" w:defSemiHidden="0" w:defUnhideWhenUsed="0" w:defQFormat="0" w:count="371">
     <w:lsdException w:name="Normal" w:uiPriority="0" w:qFormat="1"/>
     <w:lsdException w:name="heading 1" w:uiPriority="9" w:qFormat="1"/>
     <w:lsdException w:name="heading 2" w:semiHidden="1" w:uiPriority="9" w:unhideWhenUsed="1" w:qFormat="1"/>
@@ -1761,11 +1771,6 @@
     <w:lsdException w:name="List Table 5 Dark Accent 6" w:uiPriority="50"/>
     <w:lsdException w:name="List Table 6 Colorful Accent 6" w:uiPriority="51"/>
     <w:lsdException w:name="List Table 7 Colorful Accent 6" w:uiPriority="52"/>
-    <w:lsdException w:name="Mention" w:semiHidden="1" w:unhideWhenUsed="1"/>
-    <w:lsdException w:name="Smart Hyperlink" w:semiHidden="1" w:unhideWhenUsed="1"/>
-    <w:lsdException w:name="Hashtag" w:semiHidden="1" w:unhideWhenUsed="1"/>
-    <w:lsdException w:name="Unresolved Mention" w:semiHidden="1" w:unhideWhenUsed="1"/>
-    <w:lsdException w:name="Smart Link" w:semiHidden="1" w:unhideWhenUsed="1"/>
   </w:latentStyles>
   <w:style w:type="paragraph" w:default="1" w:styleId="Normal">
     <w:name w:val="Normal"/>
